--- a/oop/tuan5/dinhngocminhkhoi_1150080140.docx
+++ b/oop/tuan5/dinhngocminhkhoi_1150080140.docx
@@ -826,6 +826,9 @@
     <w:p/>
     <w:p>
       <w:r>
+        <w:rPr>
+          <w:noProof/>
+        </w:rPr>
         <w:drawing>
           <wp:inline distT="0" distB="0" distL="0" distR="0" wp14:anchorId="7A4BC75A" wp14:editId="3A1E8AB3">
             <wp:extent cx="4677428" cy="2905530"/>
@@ -870,6 +873,9 @@
     </w:p>
     <w:p>
       <w:r>
+        <w:rPr>
+          <w:noProof/>
+        </w:rPr>
         <w:lastRenderedPageBreak/>
         <w:drawing>
           <wp:inline distT="0" distB="0" distL="0" distR="0" wp14:anchorId="42FB0627" wp14:editId="73B28DB2">
@@ -915,6 +921,9 @@
     </w:p>
     <w:p>
       <w:r>
+        <w:rPr>
+          <w:noProof/>
+        </w:rPr>
         <w:drawing>
           <wp:inline distT="0" distB="0" distL="0" distR="0" wp14:anchorId="49293771" wp14:editId="229AF5F1">
             <wp:extent cx="5943600" cy="3343275"/>
@@ -957,7 +966,180 @@
         <w:t>Thuc hanh 2</w:t>
       </w:r>
     </w:p>
-    <w:p/>
+    <w:p>
+      <w:r>
+        <w:lastRenderedPageBreak/>
+        <w:drawing>
+          <wp:inline distT="0" distB="0" distL="0" distR="0" wp14:anchorId="0FDEA53D" wp14:editId="48A61832">
+            <wp:extent cx="5943600" cy="3924300"/>
+            <wp:effectExtent l="0" t="0" r="0" b="0"/>
+            <wp:docPr id="1707338851" name="Picture 1" descr="A screenshot of a computer&#10;&#10;AI-generated content may be incorrect."/>
+            <wp:cNvGraphicFramePr>
+              <a:graphicFrameLocks xmlns:a="http://schemas.openxmlformats.org/drawingml/2006/main" noChangeAspect="1"/>
+            </wp:cNvGraphicFramePr>
+            <a:graphic xmlns:a="http://schemas.openxmlformats.org/drawingml/2006/main">
+              <a:graphicData uri="http://schemas.openxmlformats.org/drawingml/2006/picture">
+                <pic:pic xmlns:pic="http://schemas.openxmlformats.org/drawingml/2006/picture">
+                  <pic:nvPicPr>
+                    <pic:cNvPr id="1707338851" name="Picture 1" descr="A screenshot of a computer&#10;&#10;AI-generated content may be incorrect."/>
+                    <pic:cNvPicPr/>
+                  </pic:nvPicPr>
+                  <pic:blipFill>
+                    <a:blip r:embed="rId24"/>
+                    <a:stretch>
+                      <a:fillRect/>
+                    </a:stretch>
+                  </pic:blipFill>
+                  <pic:spPr>
+                    <a:xfrm>
+                      <a:off x="0" y="0"/>
+                      <a:ext cx="5943600" cy="3924300"/>
+                    </a:xfrm>
+                    <a:prstGeom prst="rect">
+                      <a:avLst/>
+                    </a:prstGeom>
+                  </pic:spPr>
+                </pic:pic>
+              </a:graphicData>
+            </a:graphic>
+          </wp:inline>
+        </w:drawing>
+      </w:r>
+    </w:p>
+    <w:p>
+      <w:r>
+        <w:t>Ap dung 3</w:t>
+      </w:r>
+    </w:p>
+    <w:p>
+      <w:r>
+        <w:drawing>
+          <wp:inline distT="0" distB="0" distL="0" distR="0" wp14:anchorId="2AD53DEC" wp14:editId="48FCDDD8">
+            <wp:extent cx="5943600" cy="2846705"/>
+            <wp:effectExtent l="0" t="0" r="0" b="0"/>
+            <wp:docPr id="1937092965" name="Picture 1" descr="A screenshot of a computer screen&#10;&#10;AI-generated content may be incorrect."/>
+            <wp:cNvGraphicFramePr>
+              <a:graphicFrameLocks xmlns:a="http://schemas.openxmlformats.org/drawingml/2006/main" noChangeAspect="1"/>
+            </wp:cNvGraphicFramePr>
+            <a:graphic xmlns:a="http://schemas.openxmlformats.org/drawingml/2006/main">
+              <a:graphicData uri="http://schemas.openxmlformats.org/drawingml/2006/picture">
+                <pic:pic xmlns:pic="http://schemas.openxmlformats.org/drawingml/2006/picture">
+                  <pic:nvPicPr>
+                    <pic:cNvPr id="1937092965" name="Picture 1" descr="A screenshot of a computer screen&#10;&#10;AI-generated content may be incorrect."/>
+                    <pic:cNvPicPr/>
+                  </pic:nvPicPr>
+                  <pic:blipFill>
+                    <a:blip r:embed="rId25"/>
+                    <a:stretch>
+                      <a:fillRect/>
+                    </a:stretch>
+                  </pic:blipFill>
+                  <pic:spPr>
+                    <a:xfrm>
+                      <a:off x="0" y="0"/>
+                      <a:ext cx="5943600" cy="2846705"/>
+                    </a:xfrm>
+                    <a:prstGeom prst="rect">
+                      <a:avLst/>
+                    </a:prstGeom>
+                  </pic:spPr>
+                </pic:pic>
+              </a:graphicData>
+            </a:graphic>
+          </wp:inline>
+        </w:drawing>
+      </w:r>
+    </w:p>
+    <w:p>
+      <w:r>
+        <w:t>Thuc hanh 3</w:t>
+      </w:r>
+    </w:p>
+    <w:p>
+      <w:r>
+        <w:lastRenderedPageBreak/>
+        <w:drawing>
+          <wp:inline distT="0" distB="0" distL="0" distR="0" wp14:anchorId="1B64B7A6" wp14:editId="68216B77">
+            <wp:extent cx="5943600" cy="4728210"/>
+            <wp:effectExtent l="0" t="0" r="0" b="0"/>
+            <wp:docPr id="1165841608" name="Picture 1" descr="A screenshot of a computer&#10;&#10;AI-generated content may be incorrect."/>
+            <wp:cNvGraphicFramePr>
+              <a:graphicFrameLocks xmlns:a="http://schemas.openxmlformats.org/drawingml/2006/main" noChangeAspect="1"/>
+            </wp:cNvGraphicFramePr>
+            <a:graphic xmlns:a="http://schemas.openxmlformats.org/drawingml/2006/main">
+              <a:graphicData uri="http://schemas.openxmlformats.org/drawingml/2006/picture">
+                <pic:pic xmlns:pic="http://schemas.openxmlformats.org/drawingml/2006/picture">
+                  <pic:nvPicPr>
+                    <pic:cNvPr id="1165841608" name="Picture 1" descr="A screenshot of a computer&#10;&#10;AI-generated content may be incorrect."/>
+                    <pic:cNvPicPr/>
+                  </pic:nvPicPr>
+                  <pic:blipFill>
+                    <a:blip r:embed="rId26"/>
+                    <a:stretch>
+                      <a:fillRect/>
+                    </a:stretch>
+                  </pic:blipFill>
+                  <pic:spPr>
+                    <a:xfrm>
+                      <a:off x="0" y="0"/>
+                      <a:ext cx="5943600" cy="4728210"/>
+                    </a:xfrm>
+                    <a:prstGeom prst="rect">
+                      <a:avLst/>
+                    </a:prstGeom>
+                  </pic:spPr>
+                </pic:pic>
+              </a:graphicData>
+            </a:graphic>
+          </wp:inline>
+        </w:drawing>
+      </w:r>
+    </w:p>
+    <w:p>
+      <w:r>
+        <w:t>Ap dung 4</w:t>
+      </w:r>
+    </w:p>
+    <w:p>
+      <w:r>
+        <w:lastRenderedPageBreak/>
+        <w:drawing>
+          <wp:inline distT="0" distB="0" distL="0" distR="0" wp14:anchorId="2B85FC79" wp14:editId="7936B77D">
+            <wp:extent cx="5943600" cy="4010660"/>
+            <wp:effectExtent l="0" t="0" r="0" b="8890"/>
+            <wp:docPr id="1775775746" name="Picture 1" descr="A screenshot of a computer&#10;&#10;AI-generated content may be incorrect."/>
+            <wp:cNvGraphicFramePr>
+              <a:graphicFrameLocks xmlns:a="http://schemas.openxmlformats.org/drawingml/2006/main" noChangeAspect="1"/>
+            </wp:cNvGraphicFramePr>
+            <a:graphic xmlns:a="http://schemas.openxmlformats.org/drawingml/2006/main">
+              <a:graphicData uri="http://schemas.openxmlformats.org/drawingml/2006/picture">
+                <pic:pic xmlns:pic="http://schemas.openxmlformats.org/drawingml/2006/picture">
+                  <pic:nvPicPr>
+                    <pic:cNvPr id="1775775746" name="Picture 1" descr="A screenshot of a computer&#10;&#10;AI-generated content may be incorrect."/>
+                    <pic:cNvPicPr/>
+                  </pic:nvPicPr>
+                  <pic:blipFill>
+                    <a:blip r:embed="rId27"/>
+                    <a:stretch>
+                      <a:fillRect/>
+                    </a:stretch>
+                  </pic:blipFill>
+                  <pic:spPr>
+                    <a:xfrm>
+                      <a:off x="0" y="0"/>
+                      <a:ext cx="5943600" cy="4010660"/>
+                    </a:xfrm>
+                    <a:prstGeom prst="rect">
+                      <a:avLst/>
+                    </a:prstGeom>
+                  </pic:spPr>
+                </pic:pic>
+              </a:graphicData>
+            </a:graphic>
+          </wp:inline>
+        </w:drawing>
+      </w:r>
+    </w:p>
     <w:sectPr>
       <w:pgSz w:w="12240" w:h="15840"/>
       <w:pgMar w:top="1440" w:right="1440" w:bottom="1440" w:left="1440" w:header="720" w:footer="720" w:gutter="0"/>
